--- a/docs/manual-gastronomia/Manual_Usuario_AnitaERP_Modulo_Gastronomia.docx
+++ b/docs/manual-gastronomia/Manual_Usuario_AnitaERP_Modulo_Gastronomia.docx
@@ -307,6 +307,19 @@
           <w:szCs w:val="22"/>
         </w:rPr>
         <w:t xml:space="preserve">En el despliegue AGG están activas las integraciones Waitry (kioscos/tótems, conciliación Informe Z al cierre de jornada) y Wigos (canjes de premios por cupón y canje diario de fidelidad por tarjeta). Ver capítulo dedicado.</w:t>
+      </w:r>
+    </w:p>
+    <w:p>
+      <w:pPr>
+        <w:jc w:val="both"/>
+        <w:spacing w:after="120"/>
+      </w:pPr>
+      <w:r>
+        <w:rPr>
+          <w:sz w:val="22"/>
+          <w:szCs w:val="22"/>
+        </w:rPr>
+        <w:t xml:space="preserve">Los canjes para clientes VIP (equipo Marketing) tienen manual propio: menú Canjes o enlace desde el índice de ayuda (Manual Canjes Marketing).</w:t>
       </w:r>
     </w:p>
     <w:p>

--- a/docs/manual-gastronomia/Manual_Usuario_AnitaERP_Modulo_Gastronomia.docx
+++ b/docs/manual-gastronomia/Manual_Usuario_AnitaERP_Modulo_Gastronomia.docx
@@ -60,7 +60,7 @@
           <w:sz w:val="22"/>
           <w:szCs w:val="22"/>
         </w:rPr>
-        <w:t xml:space="preserve">Versión 1.1 — junio 2026</w:t>
+        <w:t xml:space="preserve">Versión 1.3 — agosto 2026</w:t>
       </w:r>
     </w:p>
     <w:p/>
@@ -239,7 +239,17 @@
           <w:sz w:val="22"/>
           <w:szCs w:val="22"/>
         </w:rPr>
-        <w:t xml:space="preserve">15. Permisos principales</w:t>
+        <w:t xml:space="preserve">15. Stock gastronómico (resumen)</w:t>
+      </w:r>
+    </w:p>
+    <w:p>
+      <w:pPr/>
+      <w:r>
+        <w:rPr>
+          <w:sz w:val="22"/>
+          <w:szCs w:val="22"/>
+        </w:rPr>
+        <w:t xml:space="preserve">16. Permisos principales</w:t>
       </w:r>
     </w:p>
     <w:p>
@@ -320,6 +330,19 @@
           <w:szCs w:val="22"/>
         </w:rPr>
         <w:t xml:space="preserve">Los canjes para clientes VIP (equipo Marketing) tienen manual propio: menú Canjes o enlace desde el índice de ayuda (Manual Canjes Marketing).</w:t>
+      </w:r>
+    </w:p>
+    <w:p>
+      <w:pPr>
+        <w:jc w:val="both"/>
+        <w:spacing w:after="120"/>
+      </w:pPr>
+      <w:r>
+        <w:rPr>
+          <w:sz w:val="22"/>
+          <w:szCs w:val="22"/>
+        </w:rPr>
+        <w:t xml:space="preserve">El manejo de stock gastronómico (fórmulas, insumos, depósitos de venta/insumos y tipos de movimiento) está en el manual Stock — Gastronomía, fórmulas e insumos (Centro de ayuda).</w:t>
       </w:r>
     </w:p>
     <w:p>
@@ -1094,7 +1117,7 @@
       </w:pPr>
       <w:r>
         <w:pict>
-          <v:shape type="#_x0000_t75" stroked="f" style="width:450pt; height:316.40625pt; margin-left:0pt; margin-top:0pt; mso-position-horizontal:left; mso-position-vertical:top; mso-position-horizontal-relative:char; mso-position-vertical-relative:line;">
+          <v:shape type="#_x0000_t75" stroked="f" style="width:450pt; height:267.1875pt; margin-left:0pt; margin-top:0pt; mso-position-horizontal:left; mso-position-vertical:top; mso-position-horizontal-relative:char; mso-position-vertical-relative:line;">
             <w10:wrap type="inline"/>
             <v:imagedata r:id="rId7" o:title=""/>
           </v:shape>
@@ -1814,7 +1837,7 @@
       </w:pPr>
       <w:r>
         <w:pict>
-          <v:shape type="#_x0000_t75" stroked="f" style="width:450pt; height:316.40625pt; margin-left:0pt; margin-top:0pt; mso-position-horizontal:left; mso-position-vertical:top; mso-position-horizontal-relative:char; mso-position-vertical-relative:line;">
+          <v:shape type="#_x0000_t75" stroked="f" style="width:450pt; height:267.1875pt; margin-left:0pt; margin-top:0pt; mso-position-horizontal:left; mso-position-vertical:top; mso-position-horizontal-relative:char; mso-position-vertical-relative:line;">
             <w10:wrap type="inline"/>
             <v:imagedata r:id="rId8" o:title=""/>
           </v:shape>
@@ -1839,6 +1862,64 @@
     <w:p/>
     <w:p>
       <w:pPr>
+        <w:jc w:val="center"/>
+      </w:pPr>
+      <w:r>
+        <w:pict>
+          <v:shape type="#_x0000_t75" stroked="f" style="width:450pt; height:267.1875pt; margin-left:0pt; margin-top:0pt; mso-position-horizontal:left; mso-position-vertical:top; mso-position-horizontal-relative:char; mso-position-vertical-relative:line;">
+            <w10:wrap type="inline"/>
+            <v:imagedata r:id="rId9" o:title=""/>
+          </v:shape>
+        </w:pict>
+      </w:r>
+    </w:p>
+    <w:p>
+      <w:pPr>
+        <w:jc w:val="center"/>
+      </w:pPr>
+      <w:r>
+        <w:rPr>
+          <w:color w:val="666666"/>
+          <w:sz w:val="18"/>
+          <w:szCs w:val="18"/>
+          <w:i w:val="1"/>
+          <w:iCs w:val="1"/>
+        </w:rPr>
+        <w:t xml:space="preserve">Modal de cierre: lote recuperable y NC consolidada</w:t>
+      </w:r>
+    </w:p>
+    <w:p/>
+    <w:p>
+      <w:pPr>
+        <w:jc w:val="center"/>
+      </w:pPr>
+      <w:r>
+        <w:pict>
+          <v:shape type="#_x0000_t75" stroked="f" style="width:450pt; height:267.1875pt; margin-left:0pt; margin-top:0pt; mso-position-horizontal:left; mso-position-vertical:top; mso-position-horizontal-relative:char; mso-position-vertical-relative:line;">
+            <w10:wrap type="inline"/>
+            <v:imagedata r:id="rId10" o:title=""/>
+          </v:shape>
+        </w:pict>
+      </w:r>
+    </w:p>
+    <w:p>
+      <w:pPr>
+        <w:jc w:val="center"/>
+      </w:pPr>
+      <w:r>
+        <w:rPr>
+          <w:color w:val="666666"/>
+          <w:sz w:val="18"/>
+          <w:szCs w:val="18"/>
+          <w:i w:val="1"/>
+          <w:iCs w:val="1"/>
+        </w:rPr>
+        <w:t xml:space="preserve">Modal de cierre: ARCA sin conexión y cierre no bloqueado</w:t>
+      </w:r>
+    </w:p>
+    <w:p/>
+    <w:p>
+      <w:pPr>
         <w:jc w:val="both"/>
         <w:spacing w:after="120"/>
       </w:pPr>
@@ -1865,6 +1946,71 @@
     </w:p>
     <w:p>
       <w:pPr>
+        <w:jc w:val="both"/>
+        <w:spacing w:after="120"/>
+      </w:pPr>
+      <w:r>
+        <w:rPr>
+          <w:sz w:val="22"/>
+          <w:szCs w:val="22"/>
+        </w:rPr>
+        <w:t xml:space="preserve">Al pedir el cierre definitivo, el sistema revisa rápidamente la numeración FAC del punto de venta dentro de la ventana del turno. Esta revisión usa solamente datos del ERP y no consulta ARCA mientras la pantalla se actualiza; por eso no vuelve lento el trabajo normal.</w:t>
+      </w:r>
+    </w:p>
+    <w:p>
+      <w:pPr>
+        <w:jc w:val="both"/>
+        <w:spacing w:after="120"/>
+      </w:pPr>
+      <w:r>
+        <w:rPr>
+          <w:sz w:val="22"/>
+          <w:szCs w:val="22"/>
+        </w:rPr>
+        <w:t xml:space="preserve">Si encuentra números faltantes, abre el modal «Saneamiento fiscal ARCA». Recién en ese momento consulta cada número en ARCA. Un comprobante autorizado y ausente en ERP se ofrece como recuperable; un número que ARCA informa inexistente no se toca.</w:t>
+      </w:r>
+    </w:p>
+    <w:p>
+      <w:pPr>
+        <w:jc w:val="both"/>
+        <w:spacing w:after="120"/>
+      </w:pPr>
+      <w:r>
+        <w:rPr>
+          <w:sz w:val="22"/>
+          <w:szCs w:val="22"/>
+        </w:rPr>
+        <w:t xml:space="preserve">Si ARCA responde, el operador ve el detalle completo antes de confirmar. «Corregir lote confirmado» recupera todas las FAC autorizadas, emite una sola NC consolidada por el mismo total y continúa el cierre. La corrección no mueve stock ni replica esas ventas a Anita; la cobranza y devolución en efectivo se compensan y el neto queda en cero.</w:t>
+      </w:r>
+    </w:p>
+    <w:p>
+      <w:pPr>
+        <w:jc w:val="both"/>
+        <w:spacing w:after="120"/>
+      </w:pPr>
+      <w:r>
+        <w:rPr>
+          <w:sz w:val="22"/>
+          <w:szCs w:val="22"/>
+        </w:rPr>
+        <w:t xml:space="preserve">Si ARCA no responde, el cierre NO se bloquea. Use «Cerrar turno sin sanear». El sistema guarda cada número como pendiente con empresa, jornada, punto de venta, turno y error de conexión. Pendiente significa «requiere revisión posterior»; no significa caja abierta, cierre incompleto ni comprobante rechazado.</w:t>
+      </w:r>
+    </w:p>
+    <w:p>
+      <w:pPr>
+        <w:jc w:val="both"/>
+        <w:spacing w:after="120"/>
+      </w:pPr>
+      <w:r>
+        <w:rPr>
+          <w:sz w:val="22"/>
+          <w:szCs w:val="22"/>
+        </w:rPr>
+        <w:t xml:space="preserve">A la mañana, la conciliación diaria envía al correo configurado el bloque «HUECOS ARCA PENDIENTES». El reporte avisa, pero no ejecuta correcciones fiscales automáticamente. El administrador o soporte autorizado debe revisar el dry-run y recién entonces decidir si ejecuta el comando; si el diagnóstico no es concluyente, debe escalar el caso en lugar de forzarlo.</w:t>
+      </w:r>
+    </w:p>
+    <w:p>
+      <w:pPr>
         <w:numPr>
           <w:ilvl w:val="0"/>
           <w:numId w:val=""/>
@@ -1897,6 +2043,54 @@
       <w:r>
         <w:rPr/>
         <w:t xml:space="preserve">Cierre definitivo: cierra el turno en la terminal. En el último turno del día bloquea si hay cuentas abiertas con consumos. Permite ingresar montos contados por medio de pago y observaciones.</w:t>
+      </w:r>
+    </w:p>
+    <w:p>
+      <w:pPr>
+        <w:numPr>
+          <w:ilvl w:val="0"/>
+          <w:numId w:val=""/>
+        </w:numPr>
+      </w:pPr>
+      <w:r>
+        <w:rPr/>
+        <w:t xml:space="preserve">Aviso amarillo de huecos: es preventivo. Termine de cargar el arqueo y presione cerrar; el modal hará el diagnóstico fiscal.</w:t>
+      </w:r>
+    </w:p>
+    <w:p>
+      <w:pPr>
+        <w:numPr>
+          <w:ilvl w:val="0"/>
+          <w:numId w:val=""/>
+        </w:numPr>
+      </w:pPr>
+      <w:r>
+        <w:rPr/>
+        <w:t xml:space="preserve">Botón «Corregir lote confirmado»: usar cuando el modal muestra FAC recuperables, importes, NC consolidada y ninguna fila «Sin cuenta referencia».</w:t>
+      </w:r>
+    </w:p>
+    <w:p>
+      <w:pPr>
+        <w:numPr>
+          <w:ilvl w:val="0"/>
+          <w:numId w:val=""/>
+        </w:numPr>
+      </w:pPr>
+      <w:r>
+        <w:rPr/>
+        <w:t xml:space="preserve">Botón «Cerrar turno sin sanear»: usar si ARCA está indisponible, si el número no existe en ARCA o si el modal no puede reconstruir el lote. El caso queda visible en la auditoría diaria.</w:t>
+      </w:r>
+    </w:p>
+    <w:p>
+      <w:pPr>
+        <w:numPr>
+          <w:ilvl w:val="0"/>
+          <w:numId w:val=""/>
+        </w:numPr>
+      </w:pPr>
+      <w:r>
+        <w:rPr/>
+        <w:t xml:space="preserve">No emitir una NC manual para estos números: el saneamiento automático necesita conservar el vínculo entre todas las FAC y la NC consolidada.</w:t>
       </w:r>
     </w:p>
     <w:p>
@@ -2584,6 +2778,341 @@
                 <w:sz w:val="20"/>
                 <w:szCs w:val="20"/>
               </w:rPr>
+              <w:t xml:space="preserve">Aviso de huecos ARCA</w:t>
+            </w:r>
+          </w:p>
+        </w:tc>
+        <w:tc>
+          <w:tcPr>
+            <w:tcW w:w="2800" w:type="dxa"/>
+            <w:noWrap/>
+          </w:tcPr>
+          <w:p>
+            <w:pPr/>
+            <w:r>
+              <w:rPr>
+                <w:sz w:val="20"/>
+                <w:szCs w:val="20"/>
+              </w:rPr>
+              <w:t xml:space="preserve">Panel de cierre definitivo</w:t>
+            </w:r>
+          </w:p>
+        </w:tc>
+        <w:tc>
+          <w:tcPr>
+            <w:tcW w:w="2800" w:type="dxa"/>
+            <w:noWrap/>
+          </w:tcPr>
+          <w:p>
+            <w:pPr/>
+            <w:r>
+              <w:rPr>
+                <w:sz w:val="20"/>
+                <w:szCs w:val="20"/>
+              </w:rPr>
+              <w:t xml:space="preserve">Informa números FAC faltantes detectados en ERP. No consulta ARCA durante la actualización automática de pantalla.</w:t>
+            </w:r>
+          </w:p>
+        </w:tc>
+        <w:tc>
+          <w:tcPr>
+            <w:tcW w:w="2800" w:type="dxa"/>
+            <w:noWrap/>
+          </w:tcPr>
+          <w:p>
+            <w:pPr/>
+            <w:r>
+              <w:rPr>
+                <w:sz w:val="20"/>
+                <w:szCs w:val="20"/>
+              </w:rPr>
+              <w:t xml:space="preserve">gestionar-habilitacion-turno-gastronomia</w:t>
+            </w:r>
+          </w:p>
+        </w:tc>
+      </w:tr>
+      <w:tr>
+        <w:trPr/>
+        <w:tc>
+          <w:tcPr>
+            <w:tcW w:w="2800" w:type="dxa"/>
+            <w:noWrap/>
+          </w:tcPr>
+          <w:p>
+            <w:pPr/>
+            <w:r>
+              <w:rPr>
+                <w:sz w:val="20"/>
+                <w:szCs w:val="20"/>
+              </w:rPr>
+              <w:t xml:space="preserve">Modal Saneamiento fiscal ARCA</w:t>
+            </w:r>
+          </w:p>
+        </w:tc>
+        <w:tc>
+          <w:tcPr>
+            <w:tcW w:w="2800" w:type="dxa"/>
+            <w:noWrap/>
+          </w:tcPr>
+          <w:p>
+            <w:pPr/>
+            <w:r>
+              <w:rPr>
+                <w:sz w:val="20"/>
+                <w:szCs w:val="20"/>
+              </w:rPr>
+              <w:t xml:space="preserve">Al confirmar el cierre con huecos</w:t>
+            </w:r>
+          </w:p>
+        </w:tc>
+        <w:tc>
+          <w:tcPr>
+            <w:tcW w:w="2800" w:type="dxa"/>
+            <w:noWrap/>
+          </w:tcPr>
+          <w:p>
+            <w:pPr/>
+            <w:r>
+              <w:rPr>
+                <w:sz w:val="20"/>
+                <w:szCs w:val="20"/>
+              </w:rPr>
+              <w:t xml:space="preserve">Consulta ARCA solo en ese momento y separa FAC recuperables, números inexistentes y errores de conexión.</w:t>
+            </w:r>
+          </w:p>
+        </w:tc>
+        <w:tc>
+          <w:tcPr>
+            <w:tcW w:w="2800" w:type="dxa"/>
+            <w:noWrap/>
+          </w:tcPr>
+          <w:p>
+            <w:pPr/>
+            <w:r>
+              <w:rPr>
+                <w:sz w:val="20"/>
+                <w:szCs w:val="20"/>
+              </w:rPr>
+              <w:t xml:space="preserve">cerrar-turno-operativo-gastronomia</w:t>
+            </w:r>
+          </w:p>
+        </w:tc>
+      </w:tr>
+      <w:tr>
+        <w:trPr/>
+        <w:tc>
+          <w:tcPr>
+            <w:tcW w:w="2800" w:type="dxa"/>
+            <w:noWrap/>
+          </w:tcPr>
+          <w:p>
+            <w:pPr/>
+            <w:r>
+              <w:rPr>
+                <w:sz w:val="20"/>
+                <w:szCs w:val="20"/>
+              </w:rPr>
+              <w:t xml:space="preserve">Corregir lote confirmado</w:t>
+            </w:r>
+          </w:p>
+        </w:tc>
+        <w:tc>
+          <w:tcPr>
+            <w:tcW w:w="2800" w:type="dxa"/>
+            <w:noWrap/>
+          </w:tcPr>
+          <w:p>
+            <w:pPr/>
+            <w:r>
+              <w:rPr>
+                <w:sz w:val="20"/>
+                <w:szCs w:val="20"/>
+              </w:rPr>
+              <w:t xml:space="preserve">Pie del modal fiscal</w:t>
+            </w:r>
+          </w:p>
+        </w:tc>
+        <w:tc>
+          <w:tcPr>
+            <w:tcW w:w="2800" w:type="dxa"/>
+            <w:noWrap/>
+          </w:tcPr>
+          <w:p>
+            <w:pPr/>
+            <w:r>
+              <w:rPr>
+                <w:sz w:val="20"/>
+                <w:szCs w:val="20"/>
+              </w:rPr>
+              <w:t xml:space="preserve">Recupera N FAC, emite una NC consolidada con PeriodoAsoc de la jornada y deja efectivo neto cero, sin stock ni ventas Anita.</w:t>
+            </w:r>
+          </w:p>
+        </w:tc>
+        <w:tc>
+          <w:tcPr>
+            <w:tcW w:w="2800" w:type="dxa"/>
+            <w:noWrap/>
+          </w:tcPr>
+          <w:p>
+            <w:pPr/>
+            <w:r>
+              <w:rPr>
+                <w:sz w:val="20"/>
+                <w:szCs w:val="20"/>
+              </w:rPr>
+              <w:t xml:space="preserve">cerrar-turno-operativo-gastronomia</w:t>
+            </w:r>
+          </w:p>
+        </w:tc>
+      </w:tr>
+      <w:tr>
+        <w:trPr/>
+        <w:tc>
+          <w:tcPr>
+            <w:tcW w:w="2800" w:type="dxa"/>
+            <w:noWrap/>
+          </w:tcPr>
+          <w:p>
+            <w:pPr/>
+            <w:r>
+              <w:rPr>
+                <w:sz w:val="20"/>
+                <w:szCs w:val="20"/>
+              </w:rPr>
+              <w:t xml:space="preserve">Cerrar turno sin sanear</w:t>
+            </w:r>
+          </w:p>
+        </w:tc>
+        <w:tc>
+          <w:tcPr>
+            <w:tcW w:w="2800" w:type="dxa"/>
+            <w:noWrap/>
+          </w:tcPr>
+          <w:p>
+            <w:pPr/>
+            <w:r>
+              <w:rPr>
+                <w:sz w:val="20"/>
+                <w:szCs w:val="20"/>
+              </w:rPr>
+              <w:t xml:space="preserve">Pie del modal fiscal</w:t>
+            </w:r>
+          </w:p>
+        </w:tc>
+        <w:tc>
+          <w:tcPr>
+            <w:tcW w:w="2800" w:type="dxa"/>
+            <w:noWrap/>
+          </w:tcPr>
+          <w:p>
+            <w:pPr/>
+            <w:r>
+              <w:rPr>
+                <w:sz w:val="20"/>
+                <w:szCs w:val="20"/>
+              </w:rPr>
+              <w:t xml:space="preserve">Continúa el cierre cuando ARCA no responde o el lote no es recuperable. Guarda pendientes para la auditoría diaria.</w:t>
+            </w:r>
+          </w:p>
+        </w:tc>
+        <w:tc>
+          <w:tcPr>
+            <w:tcW w:w="2800" w:type="dxa"/>
+            <w:noWrap/>
+          </w:tcPr>
+          <w:p>
+            <w:pPr/>
+            <w:r>
+              <w:rPr>
+                <w:sz w:val="20"/>
+                <w:szCs w:val="20"/>
+              </w:rPr>
+              <w:t xml:space="preserve">cerrar-turno-operativo-gastronomia</w:t>
+            </w:r>
+          </w:p>
+        </w:tc>
+      </w:tr>
+      <w:tr>
+        <w:trPr/>
+        <w:tc>
+          <w:tcPr>
+            <w:tcW w:w="2800" w:type="dxa"/>
+            <w:noWrap/>
+          </w:tcPr>
+          <w:p>
+            <w:pPr/>
+            <w:r>
+              <w:rPr>
+                <w:sz w:val="20"/>
+                <w:szCs w:val="20"/>
+              </w:rPr>
+              <w:t xml:space="preserve">Saneamiento del día siguiente</w:t>
+            </w:r>
+          </w:p>
+        </w:tc>
+        <w:tc>
+          <w:tcPr>
+            <w:tcW w:w="2800" w:type="dxa"/>
+            <w:noWrap/>
+          </w:tcPr>
+          <w:p>
+            <w:pPr/>
+            <w:r>
+              <w:rPr>
+                <w:sz w:val="20"/>
+                <w:szCs w:val="20"/>
+              </w:rPr>
+              <w:t xml:space="preserve">Consola del servidor (administrador/soporte)</w:t>
+            </w:r>
+          </w:p>
+        </w:tc>
+        <w:tc>
+          <w:tcPr>
+            <w:tcW w:w="2800" w:type="dxa"/>
+            <w:noWrap/>
+          </w:tcPr>
+          <w:p>
+            <w:pPr/>
+            <w:r>
+              <w:rPr>
+                <w:sz w:val="20"/>
+                <w:szCs w:val="20"/>
+              </w:rPr>
+              <w:t xml:space="preserve">Ejecutar primero gastronomia:sanear-huecos-arca con --dry-run; usar --usuario=ID --ejecutar solo tras revisar el diagnóstico.</w:t>
+            </w:r>
+          </w:p>
+        </w:tc>
+        <w:tc>
+          <w:tcPr>
+            <w:tcW w:w="2800" w:type="dxa"/>
+            <w:noWrap/>
+          </w:tcPr>
+          <w:p>
+            <w:pPr/>
+            <w:r>
+              <w:rPr>
+                <w:sz w:val="20"/>
+                <w:szCs w:val="20"/>
+              </w:rPr>
+              <w:t xml:space="preserve">Administrador / soporte autorizado</w:t>
+            </w:r>
+          </w:p>
+        </w:tc>
+      </w:tr>
+      <w:tr>
+        <w:trPr/>
+        <w:tc>
+          <w:tcPr>
+            <w:tcW w:w="2800" w:type="dxa"/>
+            <w:noWrap/>
+          </w:tcPr>
+          <w:p>
+            <w:pPr/>
+            <w:r>
+              <w:rPr>
+                <w:sz w:val="20"/>
+                <w:szCs w:val="20"/>
+              </w:rPr>
               <w:t xml:space="preserve">Comprobante parcial PDF</w:t>
             </w:r>
           </w:p>
@@ -2707,6 +3236,618 @@
     </w:tbl>
     <w:p/>
     <w:p>
+      <w:pPr/>
+      <w:r>
+        <w:rPr>
+          <w:color w:val="666666"/>
+          <w:sz w:val="18"/>
+          <w:szCs w:val="18"/>
+          <w:i w:val="1"/>
+          <w:iCs w:val="1"/>
+        </w:rPr>
+        <w:t xml:space="preserve">Qué hacer ante el modal Saneamiento fiscal ARCA</w:t>
+      </w:r>
+    </w:p>
+    <w:tbl>
+      <w:tblGrid>
+        <w:gridCol w:w="2800" w:type="dxa"/>
+        <w:gridCol w:w="2800" w:type="dxa"/>
+        <w:gridCol w:w="2800" w:type="dxa"/>
+      </w:tblGrid>
+      <w:tblPr>
+        <w:tblW w:w="0" w:type="auto"/>
+        <w:tblLayout w:type="autofit"/>
+        <w:tblCellMar>
+          <w:top w:w="80" w:type="dxa"/>
+          <w:left w:w="80" w:type="dxa"/>
+          <w:right w:w="80" w:type="dxa"/>
+          <w:bottom w:w="80" w:type="dxa"/>
+        </w:tblCellMar>
+        <w:tblBorders>
+          <w:top w:val="single" w:sz="6" w:color="AAAAAA"/>
+          <w:left w:val="single" w:sz="6" w:color="AAAAAA"/>
+          <w:right w:val="single" w:sz="6" w:color="AAAAAA"/>
+          <w:bottom w:val="single" w:sz="6" w:color="AAAAAA"/>
+          <w:insideH w:val="single" w:sz="6" w:color="AAAAAA"/>
+          <w:insideV w:val="single" w:sz="6" w:color="AAAAAA"/>
+        </w:tblBorders>
+      </w:tblPr>
+      <w:tr>
+        <w:trPr/>
+        <w:tc>
+          <w:tcPr>
+            <w:tcW w:w="2800" w:type="dxa"/>
+            <w:shd w:val="clear" w:fill="2E75B6"/>
+            <w:noWrap/>
+          </w:tcPr>
+          <w:p>
+            <w:pPr/>
+            <w:r>
+              <w:rPr>
+                <w:color w:val="FFFFFF"/>
+                <w:sz w:val="20"/>
+                <w:szCs w:val="20"/>
+                <w:b w:val="1"/>
+                <w:bCs w:val="1"/>
+              </w:rPr>
+              <w:t xml:space="preserve">Lo que muestra</w:t>
+            </w:r>
+          </w:p>
+        </w:tc>
+        <w:tc>
+          <w:tcPr>
+            <w:tcW w:w="2800" w:type="dxa"/>
+            <w:shd w:val="clear" w:fill="2E75B6"/>
+            <w:noWrap/>
+          </w:tcPr>
+          <w:p>
+            <w:pPr/>
+            <w:r>
+              <w:rPr>
+                <w:color w:val="FFFFFF"/>
+                <w:sz w:val="20"/>
+                <w:szCs w:val="20"/>
+                <w:b w:val="1"/>
+                <w:bCs w:val="1"/>
+              </w:rPr>
+              <w:t xml:space="preserve">Qué significa</w:t>
+            </w:r>
+          </w:p>
+        </w:tc>
+        <w:tc>
+          <w:tcPr>
+            <w:tcW w:w="2800" w:type="dxa"/>
+            <w:shd w:val="clear" w:fill="2E75B6"/>
+            <w:noWrap/>
+          </w:tcPr>
+          <w:p>
+            <w:pPr/>
+            <w:r>
+              <w:rPr>
+                <w:color w:val="FFFFFF"/>
+                <w:sz w:val="20"/>
+                <w:szCs w:val="20"/>
+                <w:b w:val="1"/>
+                <w:bCs w:val="1"/>
+              </w:rPr>
+              <w:t xml:space="preserve">Acción del operador</w:t>
+            </w:r>
+          </w:p>
+        </w:tc>
+      </w:tr>
+      <w:tr>
+        <w:trPr/>
+        <w:tc>
+          <w:tcPr>
+            <w:tcW w:w="2800" w:type="dxa"/>
+            <w:noWrap/>
+          </w:tcPr>
+          <w:p>
+            <w:pPr/>
+            <w:r>
+              <w:rPr>
+                <w:sz w:val="20"/>
+                <w:szCs w:val="20"/>
+              </w:rPr>
+              <w:t xml:space="preserve">FAC recuperable + importe</w:t>
+            </w:r>
+          </w:p>
+        </w:tc>
+        <w:tc>
+          <w:tcPr>
+            <w:tcW w:w="2800" w:type="dxa"/>
+            <w:noWrap/>
+          </w:tcPr>
+          <w:p>
+            <w:pPr/>
+            <w:r>
+              <w:rPr>
+                <w:sz w:val="20"/>
+                <w:szCs w:val="20"/>
+              </w:rPr>
+              <w:t xml:space="preserve">ARCA la autorizó, pero falta en ERP.</w:t>
+            </w:r>
+          </w:p>
+        </w:tc>
+        <w:tc>
+          <w:tcPr>
+            <w:tcW w:w="2800" w:type="dxa"/>
+            <w:noWrap/>
+          </w:tcPr>
+          <w:p>
+            <w:pPr/>
+            <w:r>
+              <w:rPr>
+                <w:sz w:val="20"/>
+                <w:szCs w:val="20"/>
+              </w:rPr>
+              <w:t xml:space="preserve">Revisar el lote y presionar «Corregir lote confirmado».</w:t>
+            </w:r>
+          </w:p>
+        </w:tc>
+      </w:tr>
+      <w:tr>
+        <w:trPr/>
+        <w:tc>
+          <w:tcPr>
+            <w:tcW w:w="2800" w:type="dxa"/>
+            <w:noWrap/>
+          </w:tcPr>
+          <w:p>
+            <w:pPr/>
+            <w:r>
+              <w:rPr>
+                <w:sz w:val="20"/>
+                <w:szCs w:val="20"/>
+              </w:rPr>
+              <w:t xml:space="preserve">Inexistente en ARCA</w:t>
+            </w:r>
+          </w:p>
+        </w:tc>
+        <w:tc>
+          <w:tcPr>
+            <w:tcW w:w="2800" w:type="dxa"/>
+            <w:noWrap/>
+          </w:tcPr>
+          <w:p>
+            <w:pPr/>
+            <w:r>
+              <w:rPr>
+                <w:sz w:val="20"/>
+                <w:szCs w:val="20"/>
+              </w:rPr>
+              <w:t xml:space="preserve">Es un hueco real o pertenece a otro circuito; no hay comprobante fiscal para recuperar.</w:t>
+            </w:r>
+          </w:p>
+        </w:tc>
+        <w:tc>
+          <w:tcPr>
+            <w:tcW w:w="2800" w:type="dxa"/>
+            <w:noWrap/>
+          </w:tcPr>
+          <w:p>
+            <w:pPr/>
+            <w:r>
+              <w:rPr>
+                <w:sz w:val="20"/>
+                <w:szCs w:val="20"/>
+              </w:rPr>
+              <w:t xml:space="preserve">Presionar «Cerrar turno sin sanear». No emitir NC.</w:t>
+            </w:r>
+          </w:p>
+        </w:tc>
+      </w:tr>
+      <w:tr>
+        <w:trPr/>
+        <w:tc>
+          <w:tcPr>
+            <w:tcW w:w="2800" w:type="dxa"/>
+            <w:noWrap/>
+          </w:tcPr>
+          <w:p>
+            <w:pPr/>
+            <w:r>
+              <w:rPr>
+                <w:sz w:val="20"/>
+                <w:szCs w:val="20"/>
+              </w:rPr>
+              <w:t xml:space="preserve">ARCA no respondió / error de red</w:t>
+            </w:r>
+          </w:p>
+        </w:tc>
+        <w:tc>
+          <w:tcPr>
+            <w:tcW w:w="2800" w:type="dxa"/>
+            <w:noWrap/>
+          </w:tcPr>
+          <w:p>
+            <w:pPr/>
+            <w:r>
+              <w:rPr>
+                <w:sz w:val="20"/>
+                <w:szCs w:val="20"/>
+              </w:rPr>
+              <w:t xml:space="preserve">No se pudo saber en ese momento si el número fue autorizado.</w:t>
+            </w:r>
+          </w:p>
+        </w:tc>
+        <w:tc>
+          <w:tcPr>
+            <w:tcW w:w="2800" w:type="dxa"/>
+            <w:noWrap/>
+          </w:tcPr>
+          <w:p>
+            <w:pPr/>
+            <w:r>
+              <w:rPr>
+                <w:sz w:val="20"/>
+                <w:szCs w:val="20"/>
+              </w:rPr>
+              <w:t xml:space="preserve">Presionar «Cerrar turno sin sanear». El pendiente se revisa en la auditoría de la mañana.</w:t>
+            </w:r>
+          </w:p>
+        </w:tc>
+      </w:tr>
+      <w:tr>
+        <w:trPr/>
+        <w:tc>
+          <w:tcPr>
+            <w:tcW w:w="2800" w:type="dxa"/>
+            <w:noWrap/>
+          </w:tcPr>
+          <w:p>
+            <w:pPr/>
+            <w:r>
+              <w:rPr>
+                <w:sz w:val="20"/>
+                <w:szCs w:val="20"/>
+              </w:rPr>
+              <w:t xml:space="preserve">Sin cuenta referencia</w:t>
+            </w:r>
+          </w:p>
+        </w:tc>
+        <w:tc>
+          <w:tcPr>
+            <w:tcW w:w="2800" w:type="dxa"/>
+            <w:noWrap/>
+          </w:tcPr>
+          <w:p>
+            <w:pPr/>
+            <w:r>
+              <w:rPr>
+                <w:sz w:val="20"/>
+                <w:szCs w:val="20"/>
+              </w:rPr>
+              <w:t xml:space="preserve">El sistema no pudo identificar con seguridad la cuenta/venta gemela para reconstruir los ítems.</w:t>
+            </w:r>
+          </w:p>
+        </w:tc>
+        <w:tc>
+          <w:tcPr>
+            <w:tcW w:w="2800" w:type="dxa"/>
+            <w:noWrap/>
+          </w:tcPr>
+          <w:p>
+            <w:pPr/>
+            <w:r>
+              <w:rPr>
+                <w:sz w:val="20"/>
+                <w:szCs w:val="20"/>
+              </w:rPr>
+              <w:t xml:space="preserve">Cerrar sin sanear y escalar al administrador; no corregir manualmente.</w:t>
+            </w:r>
+          </w:p>
+        </w:tc>
+      </w:tr>
+    </w:tbl>
+    <w:p/>
+    <w:p>
+      <w:pPr/>
+      <w:r>
+        <w:rPr>
+          <w:color w:val="666666"/>
+          <w:sz w:val="18"/>
+          <w:szCs w:val="18"/>
+          <w:i w:val="1"/>
+          <w:iCs w:val="1"/>
+        </w:rPr>
+        <w:t xml:space="preserve">Circuito de la mañana para pendientes ARCA</w:t>
+      </w:r>
+    </w:p>
+    <w:tbl>
+      <w:tblGrid>
+        <w:gridCol w:w="2800" w:type="dxa"/>
+        <w:gridCol w:w="2800" w:type="dxa"/>
+        <w:gridCol w:w="2800" w:type="dxa"/>
+      </w:tblGrid>
+      <w:tblPr>
+        <w:tblW w:w="0" w:type="auto"/>
+        <w:tblLayout w:type="autofit"/>
+        <w:tblCellMar>
+          <w:top w:w="80" w:type="dxa"/>
+          <w:left w:w="80" w:type="dxa"/>
+          <w:right w:w="80" w:type="dxa"/>
+          <w:bottom w:w="80" w:type="dxa"/>
+        </w:tblCellMar>
+        <w:tblBorders>
+          <w:top w:val="single" w:sz="6" w:color="AAAAAA"/>
+          <w:left w:val="single" w:sz="6" w:color="AAAAAA"/>
+          <w:right w:val="single" w:sz="6" w:color="AAAAAA"/>
+          <w:bottom w:val="single" w:sz="6" w:color="AAAAAA"/>
+          <w:insideH w:val="single" w:sz="6" w:color="AAAAAA"/>
+          <w:insideV w:val="single" w:sz="6" w:color="AAAAAA"/>
+        </w:tblBorders>
+      </w:tblPr>
+      <w:tr>
+        <w:trPr/>
+        <w:tc>
+          <w:tcPr>
+            <w:tcW w:w="2800" w:type="dxa"/>
+            <w:shd w:val="clear" w:fill="2E75B6"/>
+            <w:noWrap/>
+          </w:tcPr>
+          <w:p>
+            <w:pPr/>
+            <w:r>
+              <w:rPr>
+                <w:color w:val="FFFFFF"/>
+                <w:sz w:val="20"/>
+                <w:szCs w:val="20"/>
+                <w:b w:val="1"/>
+                <w:bCs w:val="1"/>
+              </w:rPr>
+              <w:t xml:space="preserve">Responsable</w:t>
+            </w:r>
+          </w:p>
+        </w:tc>
+        <w:tc>
+          <w:tcPr>
+            <w:tcW w:w="2800" w:type="dxa"/>
+            <w:shd w:val="clear" w:fill="2E75B6"/>
+            <w:noWrap/>
+          </w:tcPr>
+          <w:p>
+            <w:pPr/>
+            <w:r>
+              <w:rPr>
+                <w:color w:val="FFFFFF"/>
+                <w:sz w:val="20"/>
+                <w:szCs w:val="20"/>
+                <w:b w:val="1"/>
+                <w:bCs w:val="1"/>
+              </w:rPr>
+              <w:t xml:space="preserve">Paso</w:t>
+            </w:r>
+          </w:p>
+        </w:tc>
+        <w:tc>
+          <w:tcPr>
+            <w:tcW w:w="2800" w:type="dxa"/>
+            <w:shd w:val="clear" w:fill="2E75B6"/>
+            <w:noWrap/>
+          </w:tcPr>
+          <w:p>
+            <w:pPr/>
+            <w:r>
+              <w:rPr>
+                <w:color w:val="FFFFFF"/>
+                <w:sz w:val="20"/>
+                <w:szCs w:val="20"/>
+                <w:b w:val="1"/>
+                <w:bCs w:val="1"/>
+              </w:rPr>
+              <w:t xml:space="preserve">Resultado esperado</w:t>
+            </w:r>
+          </w:p>
+        </w:tc>
+      </w:tr>
+      <w:tr>
+        <w:trPr/>
+        <w:tc>
+          <w:tcPr>
+            <w:tcW w:w="2800" w:type="dxa"/>
+            <w:noWrap/>
+          </w:tcPr>
+          <w:p>
+            <w:pPr/>
+            <w:r>
+              <w:rPr>
+                <w:sz w:val="20"/>
+                <w:szCs w:val="20"/>
+              </w:rPr>
+              <w:t xml:space="preserve">Auditoría automática</w:t>
+            </w:r>
+          </w:p>
+        </w:tc>
+        <w:tc>
+          <w:tcPr>
+            <w:tcW w:w="2800" w:type="dxa"/>
+            <w:noWrap/>
+          </w:tcPr>
+          <w:p>
+            <w:pPr/>
+            <w:r>
+              <w:rPr>
+                <w:sz w:val="20"/>
+                <w:szCs w:val="20"/>
+              </w:rPr>
+              <w:t xml:space="preserve">El reporte diario lista «HUECOS ARCA PENDIENTES» con PV, número, estado y último error.</w:t>
+            </w:r>
+          </w:p>
+        </w:tc>
+        <w:tc>
+          <w:tcPr>
+            <w:tcW w:w="2800" w:type="dxa"/>
+            <w:noWrap/>
+          </w:tcPr>
+          <w:p>
+            <w:pPr/>
+            <w:r>
+              <w:rPr>
+                <w:sz w:val="20"/>
+                <w:szCs w:val="20"/>
+              </w:rPr>
+              <w:t xml:space="preserve">El caso no se pierde aunque el turno se haya cerrado.</w:t>
+            </w:r>
+          </w:p>
+        </w:tc>
+      </w:tr>
+      <w:tr>
+        <w:trPr/>
+        <w:tc>
+          <w:tcPr>
+            <w:tcW w:w="2800" w:type="dxa"/>
+            <w:noWrap/>
+          </w:tcPr>
+          <w:p>
+            <w:pPr/>
+            <w:r>
+              <w:rPr>
+                <w:sz w:val="20"/>
+                <w:szCs w:val="20"/>
+              </w:rPr>
+              <w:t xml:space="preserve">Administrador / soporte autorizado</w:t>
+            </w:r>
+          </w:p>
+        </w:tc>
+        <w:tc>
+          <w:tcPr>
+            <w:tcW w:w="2800" w:type="dxa"/>
+            <w:noWrap/>
+          </w:tcPr>
+          <w:p>
+            <w:pPr/>
+            <w:r>
+              <w:rPr>
+                <w:sz w:val="20"/>
+                <w:szCs w:val="20"/>
+              </w:rPr>
+              <w:t xml:space="preserve">Primero ejecutar: php artisan gastronomia:sanear-huecos-arca --empresa=ID --fecha-jornada=AAAA-MM-DD --pv=00003 --dry-run</w:t>
+            </w:r>
+          </w:p>
+        </w:tc>
+        <w:tc>
+          <w:tcPr>
+            <w:tcW w:w="2800" w:type="dxa"/>
+            <w:noWrap/>
+          </w:tcPr>
+          <w:p>
+            <w:pPr/>
+            <w:r>
+              <w:rPr>
+                <w:sz w:val="20"/>
+                <w:szCs w:val="20"/>
+              </w:rPr>
+              <w:t xml:space="preserve">Diagnóstico sin escrituras.</w:t>
+            </w:r>
+          </w:p>
+        </w:tc>
+      </w:tr>
+      <w:tr>
+        <w:trPr/>
+        <w:tc>
+          <w:tcPr>
+            <w:tcW w:w="2800" w:type="dxa"/>
+            <w:noWrap/>
+          </w:tcPr>
+          <w:p>
+            <w:pPr/>
+            <w:r>
+              <w:rPr>
+                <w:sz w:val="20"/>
+                <w:szCs w:val="20"/>
+              </w:rPr>
+              <w:t xml:space="preserve">Administrador / soporte autorizado</w:t>
+            </w:r>
+          </w:p>
+        </w:tc>
+        <w:tc>
+          <w:tcPr>
+            <w:tcW w:w="2800" w:type="dxa"/>
+            <w:noWrap/>
+          </w:tcPr>
+          <w:p>
+            <w:pPr/>
+            <w:r>
+              <w:rPr>
+                <w:sz w:val="20"/>
+                <w:szCs w:val="20"/>
+              </w:rPr>
+              <w:t xml:space="preserve">Si el dry-run confirma recuperables: repetir con --usuario=ID --ejecutar</w:t>
+            </w:r>
+          </w:p>
+        </w:tc>
+        <w:tc>
+          <w:tcPr>
+            <w:tcW w:w="2800" w:type="dxa"/>
+            <w:noWrap/>
+          </w:tcPr>
+          <w:p>
+            <w:pPr/>
+            <w:r>
+              <w:rPr>
+                <w:sz w:val="20"/>
+                <w:szCs w:val="20"/>
+              </w:rPr>
+              <w:t xml:space="preserve">Recupera FAC, genera una NC consolidada, vincula el lote y actualiza Z.</w:t>
+            </w:r>
+          </w:p>
+        </w:tc>
+      </w:tr>
+      <w:tr>
+        <w:trPr/>
+        <w:tc>
+          <w:tcPr>
+            <w:tcW w:w="2800" w:type="dxa"/>
+            <w:noWrap/>
+          </w:tcPr>
+          <w:p>
+            <w:pPr/>
+            <w:r>
+              <w:rPr>
+                <w:sz w:val="20"/>
+                <w:szCs w:val="20"/>
+              </w:rPr>
+              <w:t xml:space="preserve">Administrador / soporte autorizado</w:t>
+            </w:r>
+          </w:p>
+        </w:tc>
+        <w:tc>
+          <w:tcPr>
+            <w:tcW w:w="2800" w:type="dxa"/>
+            <w:noWrap/>
+          </w:tcPr>
+          <w:p>
+            <w:pPr/>
+            <w:r>
+              <w:rPr>
+                <w:sz w:val="20"/>
+                <w:szCs w:val="20"/>
+              </w:rPr>
+              <w:t xml:space="preserve">Si ARCA sigue caído, el número es inexistente o falta cuenta referencia, avisar a Administración/IT y no forzar el comando.</w:t>
+            </w:r>
+          </w:p>
+        </w:tc>
+        <w:tc>
+          <w:tcPr>
+            <w:tcW w:w="2800" w:type="dxa"/>
+            <w:noWrap/>
+          </w:tcPr>
+          <w:p>
+            <w:pPr/>
+            <w:r>
+              <w:rPr>
+                <w:sz w:val="20"/>
+                <w:szCs w:val="20"/>
+              </w:rPr>
+              <w:t xml:space="preserve">El pendiente continúa abierto para la siguiente revisión.</w:t>
+            </w:r>
+          </w:p>
+        </w:tc>
+      </w:tr>
+    </w:tbl>
+    <w:p/>
+    <w:p>
       <w:pPr>
         <w:pStyle w:val="Heading2"/>
       </w:pPr>
@@ -2722,9 +3863,9 @@
       </w:pPr>
       <w:r>
         <w:pict>
-          <v:shape type="#_x0000_t75" stroked="f" style="width:450pt; height:316.40625pt; margin-left:0pt; margin-top:0pt; mso-position-horizontal:left; mso-position-vertical:top; mso-position-horizontal-relative:char; mso-position-vertical-relative:line;">
+          <v:shape type="#_x0000_t75" stroked="f" style="width:450pt; height:267.1875pt; margin-left:0pt; margin-top:0pt; mso-position-horizontal:left; mso-position-vertical:top; mso-position-horizontal-relative:char; mso-position-vertical-relative:line;">
             <w10:wrap type="inline"/>
-            <v:imagedata r:id="rId9" o:title=""/>
+            <v:imagedata r:id="rId11" o:title=""/>
           </v:shape>
         </w:pict>
       </w:r>
@@ -4457,9 +5598,9 @@
       </w:pPr>
       <w:r>
         <w:pict>
-          <v:shape type="#_x0000_t75" stroked="f" style="width:450pt; height:316.40625pt; margin-left:0pt; margin-top:0pt; mso-position-horizontal:left; mso-position-vertical:top; mso-position-horizontal-relative:char; mso-position-vertical-relative:line;">
+          <v:shape type="#_x0000_t75" stroked="f" style="width:450pt; height:267.1875pt; margin-left:0pt; margin-top:0pt; mso-position-horizontal:left; mso-position-vertical:top; mso-position-horizontal-relative:char; mso-position-vertical-relative:line;">
             <w10:wrap type="inline"/>
-            <v:imagedata r:id="rId10" o:title=""/>
+            <v:imagedata r:id="rId12" o:title=""/>
           </v:shape>
         </w:pict>
       </w:r>
@@ -4504,6 +5645,19 @@
           <w:szCs w:val="22"/>
         </w:rPr>
         <w:t xml:space="preserve">Saneamiento es una herramienta administrativa: diagnostica por terminal, permite cerrar cuentas sin facturar (con confirmación CERRAR-N), cierre remoto de turnos, extensión de horarios de cierre y creación retroactiva de turnos para cuadrar facturas huérfanas.</w:t>
+      </w:r>
+    </w:p>
+    <w:p>
+      <w:pPr>
+        <w:jc w:val="both"/>
+        <w:spacing w:after="120"/>
+      </w:pPr>
+      <w:r>
+        <w:rPr>
+          <w:sz w:val="22"/>
+          <w:szCs w:val="22"/>
+        </w:rPr>
+        <w:t xml:space="preserve">Esta pantalla resuelve cuentas operativas pendientes. No es el saneamiento fiscal de huecos ARCA: ese aparece automáticamente al cerrar el turno y está explicado en el capítulo 5.</w:t>
       </w:r>
     </w:p>
     <w:p>
@@ -4962,9 +6116,9 @@
       </w:pPr>
       <w:r>
         <w:pict>
-          <v:shape type="#_x0000_t75" stroked="f" style="width:450pt; height:316.40625pt; margin-left:0pt; margin-top:0pt; mso-position-horizontal:left; mso-position-vertical:top; mso-position-horizontal-relative:char; mso-position-vertical-relative:line;">
+          <v:shape type="#_x0000_t75" stroked="f" style="width:450pt; height:267.1875pt; margin-left:0pt; margin-top:0pt; mso-position-horizontal:left; mso-position-vertical:top; mso-position-horizontal-relative:char; mso-position-vertical-relative:line;">
             <w10:wrap type="inline"/>
-            <v:imagedata r:id="rId11" o:title=""/>
+            <v:imagedata r:id="rId13" o:title=""/>
           </v:shape>
         </w:pict>
       </w:r>
@@ -5790,9 +6944,9 @@
       </w:pPr>
       <w:r>
         <w:pict>
-          <v:shape type="#_x0000_t75" stroked="f" style="width:450pt; height:316.40625pt; margin-left:0pt; margin-top:0pt; mso-position-horizontal:left; mso-position-vertical:top; mso-position-horizontal-relative:char; mso-position-vertical-relative:line;">
+          <v:shape type="#_x0000_t75" stroked="f" style="width:450pt; height:267.1875pt; margin-left:0pt; margin-top:0pt; mso-position-horizontal:left; mso-position-vertical:top; mso-position-horizontal-relative:char; mso-position-vertical-relative:line;">
             <w10:wrap type="inline"/>
-            <v:imagedata r:id="rId12" o:title=""/>
+            <v:imagedata r:id="rId14" o:title=""/>
           </v:shape>
         </w:pict>
       </w:r>
@@ -6447,9 +7601,9 @@
       </w:pPr>
       <w:r>
         <w:pict>
-          <v:shape type="#_x0000_t75" stroked="f" style="width:450pt; height:316.40625pt; margin-left:0pt; margin-top:0pt; mso-position-horizontal:left; mso-position-vertical:top; mso-position-horizontal-relative:char; mso-position-vertical-relative:line;">
+          <v:shape type="#_x0000_t75" stroked="f" style="width:450pt; height:267.1875pt; margin-left:0pt; margin-top:0pt; mso-position-horizontal:left; mso-position-vertical:top; mso-position-horizontal-relative:char; mso-position-vertical-relative:line;">
             <w10:wrap type="inline"/>
-            <v:imagedata r:id="rId13" o:title=""/>
+            <v:imagedata r:id="rId15" o:title=""/>
           </v:shape>
         </w:pict>
       </w:r>
@@ -6861,9 +8015,9 @@
       </w:pPr>
       <w:r>
         <w:pict>
-          <v:shape type="#_x0000_t75" stroked="f" style="width:450pt; height:316.40625pt; margin-left:0pt; margin-top:0pt; mso-position-horizontal:left; mso-position-vertical:top; mso-position-horizontal-relative:char; mso-position-vertical-relative:line;">
+          <v:shape type="#_x0000_t75" stroked="f" style="width:450pt; height:267.1875pt; margin-left:0pt; margin-top:0pt; mso-position-horizontal:left; mso-position-vertical:top; mso-position-horizontal-relative:char; mso-position-vertical-relative:line;">
             <w10:wrap type="inline"/>
-            <v:imagedata r:id="rId14" o:title=""/>
+            <v:imagedata r:id="rId16" o:title=""/>
           </v:shape>
         </w:pict>
       </w:r>
@@ -7476,9 +8630,9 @@
       </w:pPr>
       <w:r>
         <w:pict>
-          <v:shape type="#_x0000_t75" stroked="f" style="width:450pt; height:316.40625pt; margin-left:0pt; margin-top:0pt; mso-position-horizontal:left; mso-position-vertical:top; mso-position-horizontal-relative:char; mso-position-vertical-relative:line;">
+          <v:shape type="#_x0000_t75" stroked="f" style="width:450pt; height:267.1875pt; margin-left:0pt; margin-top:0pt; mso-position-horizontal:left; mso-position-vertical:top; mso-position-horizontal-relative:char; mso-position-vertical-relative:line;">
             <w10:wrap type="inline"/>
-            <v:imagedata r:id="rId15" o:title=""/>
+            <v:imagedata r:id="rId17" o:title=""/>
           </v:shape>
         </w:pict>
       </w:r>
@@ -7505,9 +8659,9 @@
       </w:pPr>
       <w:r>
         <w:pict>
-          <v:shape type="#_x0000_t75" stroked="f" style="width:450pt; height:316.40625pt; margin-left:0pt; margin-top:0pt; mso-position-horizontal:left; mso-position-vertical:top; mso-position-horizontal-relative:char; mso-position-vertical-relative:line;">
+          <v:shape type="#_x0000_t75" stroked="f" style="width:450pt; height:267.1875pt; margin-left:0pt; margin-top:0pt; mso-position-horizontal:left; mso-position-vertical:top; mso-position-horizontal-relative:char; mso-position-vertical-relative:line;">
             <w10:wrap type="inline"/>
-            <v:imagedata r:id="rId15" o:title=""/>
+            <v:imagedata r:id="rId17" o:title=""/>
           </v:shape>
         </w:pict>
       </w:r>
@@ -9555,9 +10709,9 @@
       </w:pPr>
       <w:r>
         <w:pict>
-          <v:shape type="#_x0000_t75" stroked="f" style="width:450pt; height:316.40625pt; margin-left:0pt; margin-top:0pt; mso-position-horizontal:left; mso-position-vertical:top; mso-position-horizontal-relative:char; mso-position-vertical-relative:line;">
+          <v:shape type="#_x0000_t75" stroked="f" style="width:450pt; height:267.1875pt; margin-left:0pt; margin-top:0pt; mso-position-horizontal:left; mso-position-vertical:top; mso-position-horizontal-relative:char; mso-position-vertical-relative:line;">
             <w10:wrap type="inline"/>
-            <v:imagedata r:id="rId16" o:title=""/>
+            <v:imagedata r:id="rId18" o:title=""/>
           </v:shape>
         </w:pict>
       </w:r>
@@ -9589,6 +10743,19 @@
           <w:szCs w:val="22"/>
         </w:rPr>
         <w:t xml:space="preserve">Antes del primer día de operación, el administrador debe completar las tablas maestras. Todas siguen el patrón ABM estándar del ERP (listado, crear, editar).</w:t>
+      </w:r>
+    </w:p>
+    <w:p>
+      <w:pPr>
+        <w:jc w:val="both"/>
+        <w:spacing w:after="120"/>
+      </w:pPr>
+      <w:r>
+        <w:rPr>
+          <w:sz w:val="22"/>
+          <w:szCs w:val="22"/>
+        </w:rPr>
+        <w:t xml:space="preserve">En la configuración del punto de venta gastronomía son obligatorios el depósito de artículos facturados y el depósito de insumos: al emitir, el sistema baja el ítem vendido del primero y explota la fórmula contra el segundo. El detalle operativo está en el manual Stock gastronómico.</w:t>
       </w:r>
     </w:p>
     <w:p>
@@ -10415,9 +11582,246 @@
       </w:pPr>
       <w:bookmarkStart w:id="15" w:name="_Toc15"/>
       <w:r>
-        <w:t>15. Permisos principales</w:t>
+        <w:t>15. Stock gastronómico (resumen)</w:t>
       </w:r>
       <w:bookmarkEnd w:id="15"/>
+    </w:p>
+    <w:p>
+      <w:pPr>
+        <w:jc w:val="both"/>
+        <w:spacing w:after="120"/>
+      </w:pPr>
+      <w:r>
+        <w:rPr>
+          <w:sz w:val="22"/>
+          <w:szCs w:val="22"/>
+        </w:rPr>
+        <w:t xml:space="preserve">Al facturar una cuenta, si el tipo de transacción afecta stock, Anita ERP registra: (1) salida del artículo facturado en el depósito de venta de la terminal; (2) si el artículo tiene fórmula activa, salida de cada insumo (y subfórmula) en el depósito de insumos, proporcional a la cantidad vendida y a los opcionales elegidos.</w:t>
+      </w:r>
+    </w:p>
+    <w:p>
+      <w:pPr>
+        <w:jc w:val="both"/>
+        <w:spacing w:after="120"/>
+      </w:pPr>
+      <w:r>
+        <w:rPr>
+          <w:sz w:val="22"/>
+          <w:szCs w:val="22"/>
+        </w:rPr>
+        <w:t xml:space="preserve">Las fórmulas se arman en Stock → Fórmula artículo. Cada línea puede apuntar a un artículo de compra distinto del insumo de producción (referencia de compra). El costo de última compra alimenta costos y transferencias.</w:t>
+      </w:r>
+    </w:p>
+    <w:p>
+      <w:pPr>
+        <w:jc w:val="both"/>
+        <w:spacing w:after="120"/>
+      </w:pPr>
+      <w:r>
+        <w:rPr>
+          <w:sz w:val="22"/>
+          <w:szCs w:val="22"/>
+        </w:rPr>
+        <w:t xml:space="preserve">Una nota de crédito de gastronomía revierte esos movimientos. El saneamiento fiscal ARCA de huecos (NC consolidada) no mueve stock.</w:t>
+      </w:r>
+    </w:p>
+    <w:p>
+      <w:pPr>
+        <w:numPr>
+          <w:ilvl w:val="0"/>
+          <w:numId w:val=""/>
+        </w:numPr>
+      </w:pPr>
+      <w:r>
+        <w:rPr/>
+        <w:t xml:space="preserve">Manual completo: Centro de ayuda → Stock — Gastronomía, fórmulas e insumos (ruta stock/manual-stock-gastronomia).</w:t>
+      </w:r>
+    </w:p>
+    <w:p>
+      <w:pPr>
+        <w:numPr>
+          <w:ilvl w:val="0"/>
+          <w:numId w:val=""/>
+        </w:numPr>
+      </w:pPr>
+      <w:r>
+        <w:rPr/>
+        <w:t xml:space="preserve">Reporte de insumos por tipo de artículo: ventas/gastronomia/insumos-tipoarticulo-reporte.</w:t>
+      </w:r>
+    </w:p>
+    <w:p>
+      <w:pPr>
+        <w:numPr>
+          <w:ilvl w:val="0"/>
+          <w:numId w:val=""/>
+        </w:numPr>
+      </w:pPr>
+      <w:r>
+        <w:rPr/>
+        <w:t xml:space="preserve">Desde Artículos vendidos puede abrir los movimientos de stock generados por cada factura.</w:t>
+      </w:r>
+    </w:p>
+    <w:p/>
+    <w:p>
+      <w:pPr/>
+      <w:r>
+        <w:rPr>
+          <w:color w:val="666666"/>
+          <w:sz w:val="18"/>
+          <w:szCs w:val="18"/>
+          <w:i w:val="1"/>
+          <w:iCs w:val="1"/>
+        </w:rPr>
+        <w:t xml:space="preserve">Depósitos por terminal</w:t>
+      </w:r>
+    </w:p>
+    <w:tbl>
+      <w:tblGrid>
+        <w:gridCol w:w="2800" w:type="dxa"/>
+        <w:gridCol w:w="2800" w:type="dxa"/>
+      </w:tblGrid>
+      <w:tblPr>
+        <w:tblW w:w="0" w:type="auto"/>
+        <w:tblLayout w:type="autofit"/>
+        <w:tblCellMar>
+          <w:top w:w="80" w:type="dxa"/>
+          <w:left w:w="80" w:type="dxa"/>
+          <w:right w:w="80" w:type="dxa"/>
+          <w:bottom w:w="80" w:type="dxa"/>
+        </w:tblCellMar>
+        <w:tblBorders>
+          <w:top w:val="single" w:sz="6" w:color="AAAAAA"/>
+          <w:left w:val="single" w:sz="6" w:color="AAAAAA"/>
+          <w:right w:val="single" w:sz="6" w:color="AAAAAA"/>
+          <w:bottom w:val="single" w:sz="6" w:color="AAAAAA"/>
+          <w:insideH w:val="single" w:sz="6" w:color="AAAAAA"/>
+          <w:insideV w:val="single" w:sz="6" w:color="AAAAAA"/>
+        </w:tblBorders>
+      </w:tblPr>
+      <w:tr>
+        <w:trPr/>
+        <w:tc>
+          <w:tcPr>
+            <w:tcW w:w="2800" w:type="dxa"/>
+            <w:shd w:val="clear" w:fill="2E75B6"/>
+            <w:noWrap/>
+          </w:tcPr>
+          <w:p>
+            <w:pPr/>
+            <w:r>
+              <w:rPr>
+                <w:color w:val="FFFFFF"/>
+                <w:sz w:val="20"/>
+                <w:szCs w:val="20"/>
+                <w:b w:val="1"/>
+                <w:bCs w:val="1"/>
+              </w:rPr>
+              <w:t xml:space="preserve">Campo en config PV</w:t>
+            </w:r>
+          </w:p>
+        </w:tc>
+        <w:tc>
+          <w:tcPr>
+            <w:tcW w:w="2800" w:type="dxa"/>
+            <w:shd w:val="clear" w:fill="2E75B6"/>
+            <w:noWrap/>
+          </w:tcPr>
+          <w:p>
+            <w:pPr/>
+            <w:r>
+              <w:rPr>
+                <w:color w:val="FFFFFF"/>
+                <w:sz w:val="20"/>
+                <w:szCs w:val="20"/>
+                <w:b w:val="1"/>
+                <w:bCs w:val="1"/>
+              </w:rPr>
+              <w:t xml:space="preserve">Qué descuenta</w:t>
+            </w:r>
+          </w:p>
+        </w:tc>
+      </w:tr>
+      <w:tr>
+        <w:trPr/>
+        <w:tc>
+          <w:tcPr>
+            <w:tcW w:w="2800" w:type="dxa"/>
+            <w:noWrap/>
+          </w:tcPr>
+          <w:p>
+            <w:pPr/>
+            <w:r>
+              <w:rPr>
+                <w:sz w:val="20"/>
+                <w:szCs w:val="20"/>
+              </w:rPr>
+              <w:t xml:space="preserve">Depósito venta</w:t>
+            </w:r>
+          </w:p>
+        </w:tc>
+        <w:tc>
+          <w:tcPr>
+            <w:tcW w:w="2800" w:type="dxa"/>
+            <w:noWrap/>
+          </w:tcPr>
+          <w:p>
+            <w:pPr/>
+            <w:r>
+              <w:rPr>
+                <w:sz w:val="20"/>
+                <w:szCs w:val="20"/>
+              </w:rPr>
+              <w:t xml:space="preserve">Artículo facturado (SKU de carta)</w:t>
+            </w:r>
+          </w:p>
+        </w:tc>
+      </w:tr>
+      <w:tr>
+        <w:trPr/>
+        <w:tc>
+          <w:tcPr>
+            <w:tcW w:w="2800" w:type="dxa"/>
+            <w:noWrap/>
+          </w:tcPr>
+          <w:p>
+            <w:pPr/>
+            <w:r>
+              <w:rPr>
+                <w:sz w:val="20"/>
+                <w:szCs w:val="20"/>
+              </w:rPr>
+              <w:t xml:space="preserve">Depósito insumos</w:t>
+            </w:r>
+          </w:p>
+        </w:tc>
+        <w:tc>
+          <w:tcPr>
+            <w:tcW w:w="2800" w:type="dxa"/>
+            <w:noWrap/>
+          </w:tcPr>
+          <w:p>
+            <w:pPr/>
+            <w:r>
+              <w:rPr>
+                <w:sz w:val="20"/>
+                <w:szCs w:val="20"/>
+              </w:rPr>
+              <w:t xml:space="preserve">Ingredientes de la fórmula (y opcionales)</w:t>
+            </w:r>
+          </w:p>
+        </w:tc>
+      </w:tr>
+    </w:tbl>
+    <w:p/>
+    <w:p>
+      <w:pPr>
+        <w:pStyle w:val="Heading2"/>
+      </w:pPr>
+      <w:bookmarkStart w:id="16" w:name="_Toc16"/>
+      <w:r>
+        <w:t>16. Permisos principales</w:t>
+      </w:r>
+      <w:bookmarkEnd w:id="16"/>
     </w:p>
     <w:p>
       <w:pPr>
